--- a/place-branding/09_Questions_for_Owners.docx
+++ b/place-branding/09_Questions_for_Owners.docx
@@ -474,6 +474,31 @@
           <w:i/>
         </w:rPr>
         <w:t xml:space="preserve">Vad har varit den största oväntade svårigheten hittills?</w:t>
+      </w:r>
+    </w:p>
+    <w:p>
+      <w:pPr>
+        <w:numPr>
+          <w:ilvl w:val="0"/>
+          <w:numId w:val="1004"/>
+        </w:numPr>
+      </w:pPr>
+      <w:r>
+        <w:rPr>
+          <w:bCs/>
+          <w:b/>
+        </w:rPr>
+        <w:t xml:space="preserve">Why did you choose to open in the evenings rather than for breakfast or lunch?</w:t>
+      </w:r>
+      <w:r>
+        <w:br/>
+      </w:r>
+      <w:r>
+        <w:rPr>
+          <w:iCs/>
+          <w:i/>
+        </w:rPr>
+        <w:t xml:space="preserve">Varför valde ni att ha öppet på kvällarna i stället för frukost eller lunch?</w:t>
       </w:r>
     </w:p>
     <w:p>
@@ -1222,11 +1247,11 @@
       </w:pPr>
     </w:lvl>
   </w:abstractNum>
-  <w:abstractNum w:abstractNumId="994114">
-    <w:nsid w:val="A994114"/>
+  <w:abstractNum w:abstractNumId="994115">
+    <w:nsid w:val="A994115"/>
     <w:multiLevelType w:val="multilevel"/>
     <w:lvl w:ilvl="0">
-      <w:start w:val="14"/>
+      <w:start w:val="15"/>
       <w:numFmt w:val="decimal"/>
       <w:lvlText w:val="%1."/>
       <w:lvlJc w:val="left"/>
@@ -1235,7 +1260,7 @@
       </w:pPr>
     </w:lvl>
     <w:lvl w:ilvl="1">
-      <w:start w:val="14"/>
+      <w:start w:val="15"/>
       <w:numFmt w:val="decimal"/>
       <w:lvlText w:val="%2."/>
       <w:lvlJc w:val="left"/>
@@ -1244,7 +1269,7 @@
       </w:pPr>
     </w:lvl>
     <w:lvl w:ilvl="2">
-      <w:start w:val="14"/>
+      <w:start w:val="15"/>
       <w:numFmt w:val="decimal"/>
       <w:lvlText w:val="%3."/>
       <w:lvlJc w:val="left"/>
@@ -1253,7 +1278,7 @@
       </w:pPr>
     </w:lvl>
     <w:lvl w:ilvl="3">
-      <w:start w:val="14"/>
+      <w:start w:val="15"/>
       <w:numFmt w:val="decimal"/>
       <w:lvlText w:val="%4."/>
       <w:lvlJc w:val="left"/>
@@ -1262,7 +1287,7 @@
       </w:pPr>
     </w:lvl>
     <w:lvl w:ilvl="4">
-      <w:start w:val="14"/>
+      <w:start w:val="15"/>
       <w:numFmt w:val="decimal"/>
       <w:lvlText w:val="%5."/>
       <w:lvlJc w:val="left"/>
@@ -1271,7 +1296,7 @@
       </w:pPr>
     </w:lvl>
     <w:lvl w:ilvl="5">
-      <w:start w:val="14"/>
+      <w:start w:val="15"/>
       <w:numFmt w:val="decimal"/>
       <w:lvlText w:val="%6."/>
       <w:lvlJc w:val="left"/>
@@ -1280,7 +1305,7 @@
       </w:pPr>
     </w:lvl>
     <w:lvl w:ilvl="6">
-      <w:start w:val="14"/>
+      <w:start w:val="15"/>
       <w:numFmt w:val="decimal"/>
       <w:lvlText w:val="%7."/>
       <w:lvlJc w:val="left"/>
@@ -1289,7 +1314,7 @@
       </w:pPr>
     </w:lvl>
     <w:lvl w:ilvl="7">
-      <w:start w:val="14"/>
+      <w:start w:val="15"/>
       <w:numFmt w:val="decimal"/>
       <w:lvlText w:val="%8."/>
       <w:lvlJc w:val="left"/>
@@ -1298,7 +1323,7 @@
       </w:pPr>
     </w:lvl>
     <w:lvl w:ilvl="8">
-      <w:start w:val="14"/>
+      <w:start w:val="15"/>
       <w:numFmt w:val="decimal"/>
       <w:lvlText w:val="%9."/>
       <w:lvlJc w:val="left"/>
@@ -1507,33 +1532,33 @@
     </w:lvlOverride>
   </w:num>
   <w:num w:numId="1005">
-    <w:abstractNumId w:val="994114"/>
+    <w:abstractNumId w:val="994115"/>
     <w:lvlOverride w:ilvl="0">
-      <w:startOverride w:val="14"/>
+      <w:startOverride w:val="15"/>
     </w:lvlOverride>
     <w:lvlOverride w:ilvl="1">
-      <w:startOverride w:val="14"/>
+      <w:startOverride w:val="15"/>
     </w:lvlOverride>
     <w:lvlOverride w:ilvl="2">
-      <w:startOverride w:val="14"/>
+      <w:startOverride w:val="15"/>
     </w:lvlOverride>
     <w:lvlOverride w:ilvl="3">
-      <w:startOverride w:val="14"/>
+      <w:startOverride w:val="15"/>
     </w:lvlOverride>
     <w:lvlOverride w:ilvl="4">
-      <w:startOverride w:val="14"/>
+      <w:startOverride w:val="15"/>
     </w:lvlOverride>
     <w:lvlOverride w:ilvl="5">
-      <w:startOverride w:val="14"/>
+      <w:startOverride w:val="15"/>
     </w:lvlOverride>
     <w:lvlOverride w:ilvl="6">
-      <w:startOverride w:val="14"/>
+      <w:startOverride w:val="15"/>
     </w:lvlOverride>
     <w:lvlOverride w:ilvl="7">
-      <w:startOverride w:val="14"/>
+      <w:startOverride w:val="15"/>
     </w:lvlOverride>
     <w:lvlOverride w:ilvl="8">
-      <w:startOverride w:val="14"/>
+      <w:startOverride w:val="15"/>
     </w:lvlOverride>
   </w:num>
   <w:num w:numId="1006">

--- a/place-branding/09_Questions_for_Owners.docx
+++ b/place-branding/09_Questions_for_Owners.docx
@@ -15,92 +15,50 @@
       <w:r>
         <w:t xml:space="preserve">questions</w:t>
       </w:r>
+    </w:p>
+    <w:p>
+      <w:pPr>
+        <w:pStyle w:val="Subtitle"/>
+      </w:pPr>
+      <w:r>
+        <w:t xml:space="preserve">Tomasii</w:t>
+      </w:r>
       <w:r>
         <w:t xml:space="preserve"> </w:t>
       </w:r>
       <w:r>
-        <w:t xml:space="preserve">/</w:t>
+        <w:t xml:space="preserve">Restaurang</w:t>
       </w:r>
       <w:r>
         <w:t xml:space="preserve"> </w:t>
       </w:r>
       <w:r>
-        <w:t xml:space="preserve">Intervjufrågor</w:t>
-      </w:r>
-    </w:p>
-    <w:p>
-      <w:pPr>
-        <w:pStyle w:val="Subtitle"/>
-      </w:pPr>
-      <w:r>
-        <w:t xml:space="preserve">Tomasii</w:t>
+        <w:t xml:space="preserve">·</w:t>
       </w:r>
       <w:r>
         <w:t xml:space="preserve"> </w:t>
       </w:r>
       <w:r>
-        <w:t xml:space="preserve">Restaurang</w:t>
+        <w:t xml:space="preserve">Monday</w:t>
       </w:r>
       <w:r>
         <w:t xml:space="preserve"> </w:t>
       </w:r>
       <w:r>
-        <w:t xml:space="preserve">·</w:t>
+        <w:t xml:space="preserve">19</w:t>
       </w:r>
       <w:r>
         <w:t xml:space="preserve"> </w:t>
       </w:r>
       <w:r>
-        <w:t xml:space="preserve">Monday</w:t>
+        <w:t xml:space="preserve">October</w:t>
       </w:r>
       <w:r>
         <w:t xml:space="preserve"> </w:t>
       </w:r>
       <w:r>
-        <w:t xml:space="preserve">19</w:t>
-      </w:r>
-      <w:r>
-        <w:t xml:space="preserve"> </w:t>
-      </w:r>
-      <w:r>
-        <w:t xml:space="preserve">October</w:t>
-      </w:r>
-      <w:r>
-        <w:t xml:space="preserve"> </w:t>
-      </w:r>
-      <w:r>
         <w:t xml:space="preserve">2026</w:t>
       </w:r>
-      <w:r>
-        <w:t xml:space="preserve"> </w:t>
-      </w:r>
-      <w:r>
-        <w:t xml:space="preserve">/</w:t>
-      </w:r>
-      <w:r>
-        <w:t xml:space="preserve"> </w:t>
-      </w:r>
-      <w:r>
-        <w:t xml:space="preserve">måndag</w:t>
-      </w:r>
-      <w:r>
-        <w:t xml:space="preserve"> </w:t>
-      </w:r>
-      <w:r>
-        <w:t xml:space="preserve">19</w:t>
-      </w:r>
-      <w:r>
-        <w:t xml:space="preserve"> </w:t>
-      </w:r>
-      <w:r>
-        <w:t xml:space="preserve">oktober</w:t>
-      </w:r>
-      <w:r>
-        <w:t xml:space="preserve"> </w:t>
-      </w:r>
-      <w:r>
-        <w:t xml:space="preserve">2026</w:t>
-      </w:r>
     </w:p>
     <w:p>
       <w:pPr>
@@ -123,52 +81,16 @@
         <w:pStyle w:val="BodyText"/>
       </w:pPr>
       <w:r>
-        <w:t xml:space="preserve">The interview takes about 30 to 40 minutes. You can answer in Swedish or English, whichever is easier. You are both very welcome to take part. You can skip any question, and you can tell me if something should not be printed. I may also ask a few small follow-up questions.</w:t>
-      </w:r>
-    </w:p>
-    <w:p>
-      <w:pPr>
-        <w:pStyle w:val="BodyText"/>
-      </w:pPr>
-      <w:r>
-        <w:rPr>
-          <w:iCs/>
-          <w:i/>
-        </w:rPr>
-        <w:t xml:space="preserve">Hej,</w:t>
-      </w:r>
-    </w:p>
-    <w:p>
-      <w:pPr>
-        <w:pStyle w:val="BodyText"/>
-      </w:pPr>
-      <w:r>
-        <w:rPr>
-          <w:iCs/>
-          <w:i/>
-        </w:rPr>
-        <w:t xml:space="preserve">Tack för att ni vill prata med mig. Jag är masterstudent vid Örebro universitet. Intervjun är till en skrivkurs. Jag ska skriva en berättelse om er restaurang och om Örebro. Det är ingen reklam.</w:t>
-      </w:r>
-    </w:p>
-    <w:p>
-      <w:pPr>
-        <w:pStyle w:val="BodyText"/>
-      </w:pPr>
-      <w:r>
-        <w:rPr>
-          <w:iCs/>
-          <w:i/>
-        </w:rPr>
-        <w:t xml:space="preserve">Intervjun tar cirka 30–40 minuter. Ni kan svara på svenska eller engelska, det som är lättast. Ni är båda mycket välkomna att vara med. Ni kan hoppa över en fråga, och ni kan säga till om något inte ska skrivas. Jag kan också ställa några små följdfrågor.</w:t>
-      </w:r>
-    </w:p>
-    <w:bookmarkStart w:id="20" w:name="about-you-om-er"/>
+        <w:t xml:space="preserve">The interview takes about 30 to 40 minutes. You can answer in English or Swedish, whichever is easier. You are both very welcome to take part. You can skip any question, and you can tell me if something should not be printed. I may also ask a few small follow-up questions.</w:t>
+      </w:r>
+    </w:p>
+    <w:bookmarkStart w:id="20" w:name="about-you"/>
     <w:p>
       <w:pPr>
         <w:pStyle w:val="Heading2"/>
       </w:pPr>
       <w:r>
-        <w:t xml:space="preserve">About you / Om er</w:t>
+        <w:t xml:space="preserve">About you</w:t>
       </w:r>
     </w:p>
     <w:p>
@@ -185,16 +107,6 @@
         </w:rPr>
         <w:t xml:space="preserve">Please tell me about yourselves. Who are you, and how did this restaurant begin?</w:t>
       </w:r>
-      <w:r>
-        <w:br/>
-      </w:r>
-      <w:r>
-        <w:rPr>
-          <w:iCs/>
-          <w:i/>
-        </w:rPr>
-        <w:t xml:space="preserve">Berätta lite om er själva. Vilka är ni, och hur började den här restaurangen?</w:t>
-      </w:r>
     </w:p>
     <w:p>
       <w:pPr>
@@ -210,16 +122,6 @@
         </w:rPr>
         <w:t xml:space="preserve">Why did you choose Örebro?</w:t>
       </w:r>
-      <w:r>
-        <w:br/>
-      </w:r>
-      <w:r>
-        <w:rPr>
-          <w:iCs/>
-          <w:i/>
-        </w:rPr>
-        <w:t xml:space="preserve">Varför valde ni Örebro?</w:t>
-      </w:r>
     </w:p>
     <w:p>
       <w:pPr>
@@ -235,16 +137,6 @@
         </w:rPr>
         <w:t xml:space="preserve">When did opening a restaurant here start to feel like a real possibility?</w:t>
       </w:r>
-      <w:r>
-        <w:br/>
-      </w:r>
-      <w:r>
-        <w:rPr>
-          <w:iCs/>
-          <w:i/>
-        </w:rPr>
-        <w:t xml:space="preserve">När började det kännas som en verklig möjlighet att öppna en restaurang här?</w:t>
-      </w:r>
     </w:p>
     <w:p>
       <w:pPr>
@@ -260,16 +152,6 @@
         </w:rPr>
         <w:t xml:space="preserve">Why this street and this building? Do you know about the restaurant that was here before?</w:t>
       </w:r>
-      <w:r>
-        <w:br/>
-      </w:r>
-      <w:r>
-        <w:rPr>
-          <w:iCs/>
-          <w:i/>
-        </w:rPr>
-        <w:t xml:space="preserve">Varför just den här gatan och den här lokalen? Vet ni något om restaurangen som fanns här tidigare?</w:t>
-      </w:r>
     </w:p>
     <w:p>
       <w:pPr>
@@ -285,25 +167,15 @@
         </w:rPr>
         <w:t xml:space="preserve">What do you remember about the opening day, 1 October?</w:t>
       </w:r>
-      <w:r>
-        <w:br/>
-      </w:r>
-      <w:r>
-        <w:rPr>
-          <w:iCs/>
-          <w:i/>
-        </w:rPr>
-        <w:t xml:space="preserve">Vad minns ni från öppningsdagen, den 1 oktober?</w:t>
-      </w:r>
     </w:p>
     <w:bookmarkEnd w:id="20"/>
-    <w:bookmarkStart w:id="21" w:name="your-food-er-mat"/>
+    <w:bookmarkStart w:id="21" w:name="your-food"/>
     <w:p>
       <w:pPr>
         <w:pStyle w:val="Heading2"/>
       </w:pPr>
       <w:r>
-        <w:t xml:space="preserve">Your food / Er mat</w:t>
+        <w:t xml:space="preserve">Your food</w:t>
       </w:r>
     </w:p>
     <w:p>
@@ -320,16 +192,6 @@
         </w:rPr>
         <w:t xml:space="preserve">What food do you serve, and what is the story behind it?</w:t>
       </w:r>
-      <w:r>
-        <w:br/>
-      </w:r>
-      <w:r>
-        <w:rPr>
-          <w:iCs/>
-          <w:i/>
-        </w:rPr>
-        <w:t xml:space="preserve">Vilken mat serverar ni, och vad är historien bakom den?</w:t>
-      </w:r>
     </w:p>
     <w:p>
       <w:pPr>
@@ -345,25 +207,15 @@
         </w:rPr>
         <w:t xml:space="preserve">Do you use any ingredients from the Örebro area? Why or why not?</w:t>
       </w:r>
-      <w:r>
-        <w:br/>
-      </w:r>
-      <w:r>
-        <w:rPr>
-          <w:iCs/>
-          <w:i/>
-        </w:rPr>
-        <w:t xml:space="preserve">Använder ni några råvaror från Örebroområdet? Varför eller varför inte?</w:t>
-      </w:r>
     </w:p>
     <w:bookmarkEnd w:id="21"/>
-    <w:bookmarkStart w:id="22" w:name="Xe29ce5bb44730e58d8e1ee0bdfc4ef17e9e9523"/>
+    <w:bookmarkStart w:id="22" w:name="your-guests-and-neighbours"/>
     <w:p>
       <w:pPr>
         <w:pStyle w:val="Heading2"/>
       </w:pPr>
       <w:r>
-        <w:t xml:space="preserve">Your guests and neighbours / Era gäster och grannar</w:t>
+        <w:t xml:space="preserve">Your guests and neighbours</w:t>
       </w:r>
     </w:p>
     <w:p>
@@ -380,16 +232,6 @@
         </w:rPr>
         <w:t xml:space="preserve">Who comes to eat here? Is it who you expected?</w:t>
       </w:r>
-      <w:r>
-        <w:br/>
-      </w:r>
-      <w:r>
-        <w:rPr>
-          <w:iCs/>
-          <w:i/>
-        </w:rPr>
-        <w:t xml:space="preserve">Vilka kommer hit och äter? Är det de ni hade väntat er?</w:t>
-      </w:r>
     </w:p>
     <w:p>
       <w:pPr>
@@ -405,25 +247,15 @@
         </w:rPr>
         <w:t xml:space="preserve">How have the neighbours welcomed you?</w:t>
       </w:r>
-      <w:r>
-        <w:br/>
-      </w:r>
-      <w:r>
-        <w:rPr>
-          <w:iCs/>
-          <w:i/>
-        </w:rPr>
-        <w:t xml:space="preserve">Hur har grannarna tagit emot er?</w:t>
-      </w:r>
     </w:p>
     <w:bookmarkEnd w:id="22"/>
-    <w:bookmarkStart w:id="23" w:name="Xce0ce2e4f6869355ec85e1bce067ff40d7ae908"/>
+    <w:bookmarkStart w:id="23" w:name="starting-the-business"/>
     <w:p>
       <w:pPr>
         <w:pStyle w:val="Heading2"/>
       </w:pPr>
       <w:r>
-        <w:t xml:space="preserve">Starting the business / Att starta företaget</w:t>
+        <w:t xml:space="preserve">Starting the business</w:t>
       </w:r>
     </w:p>
     <w:p>
@@ -440,16 +272,6 @@
         </w:rPr>
         <w:t xml:space="preserve">What helped you get started? For example people, the municipality, neighbours or other businesses.</w:t>
       </w:r>
-      <w:r>
-        <w:br/>
-      </w:r>
-      <w:r>
-        <w:rPr>
-          <w:iCs/>
-          <w:i/>
-        </w:rPr>
-        <w:t xml:space="preserve">Vad hjälpte er att komma igång? Till exempel personer, kommunen, grannar eller andra företag.</w:t>
-      </w:r>
     </w:p>
     <w:p>
       <w:pPr>
@@ -465,16 +287,6 @@
         </w:rPr>
         <w:t xml:space="preserve">What has been the biggest unexpected difficulty so far?</w:t>
       </w:r>
-      <w:r>
-        <w:br/>
-      </w:r>
-      <w:r>
-        <w:rPr>
-          <w:iCs/>
-          <w:i/>
-        </w:rPr>
-        <w:t xml:space="preserve">Vad har varit den största oväntade svårigheten hittills?</w:t>
-      </w:r>
     </w:p>
     <w:p>
       <w:pPr>
@@ -490,16 +302,6 @@
         </w:rPr>
         <w:t xml:space="preserve">Why did you choose to open in the evenings rather than for breakfast or lunch?</w:t>
       </w:r>
-      <w:r>
-        <w:br/>
-      </w:r>
-      <w:r>
-        <w:rPr>
-          <w:iCs/>
-          <w:i/>
-        </w:rPr>
-        <w:t xml:space="preserve">Varför valde ni att ha öppet på kvällarna i stället för frukost eller lunch?</w:t>
-      </w:r>
     </w:p>
     <w:p>
       <w:pPr>
@@ -515,16 +317,6 @@
         </w:rPr>
         <w:t xml:space="preserve">What is it like to run the restaurant as a family?</w:t>
       </w:r>
-      <w:r>
-        <w:br/>
-      </w:r>
-      <w:r>
-        <w:rPr>
-          <w:iCs/>
-          <w:i/>
-        </w:rPr>
-        <w:t xml:space="preserve">Hur är det att driva restaurangen som familj?</w:t>
-      </w:r>
     </w:p>
     <w:p>
       <w:pPr>
@@ -540,25 +332,15 @@
         </w:rPr>
         <w:t xml:space="preserve">Are there local businesses, food producers or groups you would like to work with?</w:t>
       </w:r>
-      <w:r>
-        <w:br/>
-      </w:r>
-      <w:r>
-        <w:rPr>
-          <w:iCs/>
-          <w:i/>
-        </w:rPr>
-        <w:t xml:space="preserve">Finns det lokala företag, matproducenter eller föreningar som ni skulle vilja samarbeta med?</w:t>
-      </w:r>
     </w:p>
     <w:bookmarkEnd w:id="23"/>
-    <w:bookmarkStart w:id="24" w:name="X11ca2e6205fc3c401e943bf3b9d114f049bc8cb"/>
+    <w:bookmarkStart w:id="24" w:name="örebro-and-the-future"/>
     <w:p>
       <w:pPr>
         <w:pStyle w:val="Heading2"/>
       </w:pPr>
       <w:r>
-        <w:t xml:space="preserve">Örebro and the future / Örebro och framtiden</w:t>
+        <w:t xml:space="preserve">Örebro and the future</w:t>
       </w:r>
     </w:p>
     <w:p>
@@ -575,16 +357,6 @@
         </w:rPr>
         <w:t xml:space="preserve">What should someone who is new in Örebro know before they come here?</w:t>
       </w:r>
-      <w:r>
-        <w:br/>
-      </w:r>
-      <w:r>
-        <w:rPr>
-          <w:iCs/>
-          <w:i/>
-        </w:rPr>
-        <w:t xml:space="preserve">Vad bör någon som är ny i Örebro veta innan de kommer hit?</w:t>
-      </w:r>
     </w:p>
     <w:p>
       <w:pPr>
@@ -600,16 +372,6 @@
         </w:rPr>
         <w:t xml:space="preserve">Is Örebro a good place to start something new? Why or why not?</w:t>
       </w:r>
-      <w:r>
-        <w:br/>
-      </w:r>
-      <w:r>
-        <w:rPr>
-          <w:iCs/>
-          <w:i/>
-        </w:rPr>
-        <w:t xml:space="preserve">Är Örebro en bra plats att starta något nytt på? Varför eller varför inte?</w:t>
-      </w:r>
     </w:p>
     <w:p>
       <w:pPr>
@@ -625,16 +387,6 @@
         </w:rPr>
         <w:t xml:space="preserve">What would you like to change or improve?</w:t>
       </w:r>
-      <w:r>
-        <w:br/>
-      </w:r>
-      <w:r>
-        <w:rPr>
-          <w:iCs/>
-          <w:i/>
-        </w:rPr>
-        <w:t xml:space="preserve">Vad skulle ni vilja ändra eller förbättra?</w:t>
-      </w:r>
     </w:p>
     <w:p>
       <w:pPr>
@@ -650,25 +402,15 @@
         </w:rPr>
         <w:t xml:space="preserve">Where do you see the restaurant one year from now?</w:t>
       </w:r>
-      <w:r>
-        <w:br/>
-      </w:r>
-      <w:r>
-        <w:rPr>
-          <w:iCs/>
-          <w:i/>
-        </w:rPr>
-        <w:t xml:space="preserve">Var ser ni restaurangen om ett år?</w:t>
-      </w:r>
     </w:p>
     <w:bookmarkEnd w:id="24"/>
-    <w:bookmarkStart w:id="25" w:name="practical-details-praktiska-detaljer"/>
+    <w:bookmarkStart w:id="25" w:name="practical-details"/>
     <w:p>
       <w:pPr>
         <w:pStyle w:val="Heading2"/>
       </w:pPr>
       <w:r>
-        <w:t xml:space="preserve">Practical details / Praktiska detaljer</w:t>
+        <w:t xml:space="preserve">Practical details</w:t>
       </w:r>
     </w:p>
     <w:p>
@@ -677,18 +419,6 @@
       </w:pPr>
       <w:r>
         <w:t xml:space="preserve">How many seats? Opening hours? How many people work here? Prices? Card or cash? Can guests book a table? Is the menu in English?</w:t>
-      </w:r>
-    </w:p>
-    <w:p>
-      <w:pPr>
-        <w:pStyle w:val="BodyText"/>
-      </w:pPr>
-      <w:r>
-        <w:rPr>
-          <w:iCs/>
-          <w:i/>
-        </w:rPr>
-        <w:t xml:space="preserve">Hur många sittplatser? Öppettider? Hur många arbetar här? Priser? Kort eller kontanter? Kan gäster boka bord? Finns menyn på engelska?</w:t>
       </w:r>
     </w:p>
     <w:p>
@@ -707,7 +437,7 @@
           <w:bCs/>
           <w:b/>
         </w:rPr>
-        <w:t xml:space="preserve">Before we start / Innan vi börjar</w:t>
+        <w:t xml:space="preserve">Before we start</w:t>
       </w:r>
     </w:p>
     <w:p>
@@ -719,17 +449,7 @@
         <w:pStyle w:val="Compact"/>
       </w:pPr>
       <w:r>
-        <w:t xml:space="preserve">May I record the interview so I quote you correctly? /</w:t>
-      </w:r>
-      <w:r>
-        <w:t xml:space="preserve"> </w:t>
-      </w:r>
-      <w:r>
-        <w:rPr>
-          <w:iCs/>
-          <w:i/>
-        </w:rPr>
-        <w:t xml:space="preserve">Får jag spela in intervjun så att jag citerar er rätt?</w:t>
+        <w:t xml:space="preserve">May I record the interview so I quote you correctly?</w:t>
       </w:r>
     </w:p>
     <w:p>
@@ -741,17 +461,7 @@
         <w:pStyle w:val="Compact"/>
       </w:pPr>
       <w:r>
-        <w:t xml:space="preserve">How would you like your name written: full name, first name only, or no name? /</w:t>
-      </w:r>
-      <w:r>
-        <w:t xml:space="preserve"> </w:t>
-      </w:r>
-      <w:r>
-        <w:rPr>
-          <w:iCs/>
-          <w:i/>
-        </w:rPr>
-        <w:t xml:space="preserve">Hur vill du att ditt namn skrivs: fullständigt namn, bara förnamn, eller inget namn?</w:t>
+        <w:t xml:space="preserve">How would you like your name written: full name, first name only, or no name?</w:t>
       </w:r>
     </w:p>
     <w:p>
@@ -763,17 +473,7 @@
         <w:pStyle w:val="Compact"/>
       </w:pPr>
       <w:r>
-        <w:t xml:space="preserve">May I take some photographs of the restaurant, and of you if you agree? /</w:t>
-      </w:r>
-      <w:r>
-        <w:t xml:space="preserve"> </w:t>
-      </w:r>
-      <w:r>
-        <w:rPr>
-          <w:iCs/>
-          <w:i/>
-        </w:rPr>
-        <w:t xml:space="preserve">Får jag ta några bilder av restaurangen, och av er om ni vill?</w:t>
+        <w:t xml:space="preserve">May I take some photographs of the restaurant, and of you if you agree?</w:t>
       </w:r>
     </w:p>
     <w:p>
@@ -781,17 +481,7 @@
         <w:pStyle w:val="FirstParagraph"/>
       </w:pPr>
       <w:r>
-        <w:t xml:space="preserve">Thank you! /</w:t>
-      </w:r>
-      <w:r>
-        <w:t xml:space="preserve"> </w:t>
-      </w:r>
-      <w:r>
-        <w:rPr>
-          <w:iCs/>
-          <w:i/>
-        </w:rPr>
-        <w:t xml:space="preserve">Tack så mycket!</w:t>
+        <w:t xml:space="preserve">Thank you!</w:t>
       </w:r>
       <w:r>
         <w:t xml:space="preserve"> </w:t>
